--- a/docs/video_script_reader1.docx
+++ b/docs/video_script_reader1.docx
@@ -135,7 +135,7 @@
           <w:sz w:val="19"/>
           <w:szCs w:val="19"/>
         </w:rPr>
-        <w:t xml:space="preserve">真实的 SDO 太阳图像全屏，慢慢放大；叠字 "Halloween 2003: 3,000× NOAA's alert level"，再换成 "February 2022: 38 Starlink satellites lost"。</w:t>
+        <w:t xml:space="preserve">SVS 3956 片段：2003 年 10 月 28–29 日 SOHO 相机被质子"雪花"盖满，叠字 "Halloween 2003: 3,000× NOAA's alert level" → Starlink 照片或纯色底，叠字 "February 2022: 38 Starlink satellites lost" → 真实 SDO 太阳全图慢慢放大。</w:t>
       </w:r>
     </w:p>
     <w:p>
@@ -210,7 +210,7 @@
           <w:sz w:val="19"/>
           <w:szCs w:val="19"/>
         </w:rPr>
-        <w:t xml:space="preserve">sdo_daily_strip.png（黑子 7 天里从左往右移动）→ flares_vs_sunspots.png。</w:t>
+        <w:t xml:space="preserve">sdo_daily_strip.png（我们的 SDO 图像）→ flares_vs_sunspots.png → SVS 14593 的 X8.7 耀斑 3 秒 → SOHO 质子"雪花" 2 秒 → SVS 20192 日冕物质抛射压缩磁层（标 "NASA animation"）。</w:t>
       </w:r>
     </w:p>
     <w:p>
@@ -285,7 +285,7 @@
           <w:sz w:val="19"/>
           <w:szCs w:val="19"/>
         </w:rPr>
-        <w:t xml:space="preserve">protons.png 左图（每年的质子事件）→ drag_leo.png 左图（空气密度）。</w:t>
+        <w:t xml:space="preserve">SOHO 质子"雪花"静图放大（每个白点是一个打在相机上的质子）→ protons.png 左图 → drag_leo.png 左图。</w:t>
       </w:r>
     </w:p>
     <w:p>
